--- a/00-首页/题组Word/专项卷/一分册/专项卷XI-教师版.docx
+++ b/00-首页/题组Word/专项卷/一分册/专项卷XI-教师版.docx
@@ -3814,15 +3814,31 @@
         <w:rPr>
           <w:rFonts w:ascii="Times New Roman" w:hAnsi="Times New Roman" w:eastAsia="Times New Roman" w:cs="Times New Roman"/>
         </w:rPr>
-        <w:t xml:space="preserve"> CuSO</w:t>
-      </w:r>
-      <w:r>
-        <w:rPr>
-          <w:rFonts w:ascii="Times New Roman" w:hAnsi="Times New Roman" w:eastAsia="Times New Roman" w:cs="Times New Roman"/>
-          <w:vertAlign w:val="subscript"/>
-        </w:rPr>
-        <w:t>4</w:t>
-      </w:r>
+        <w:t xml:space="preserve"> </w:t>
+      </w:r>
+      <m:oMath>
+        <m:r>
+          <m:t>C</m:t>
+        </m:r>
+        <m:r>
+          <m:t>u</m:t>
+        </m:r>
+        <m:r>
+          <m:t>S</m:t>
+        </m:r>
+        <m:sSub>
+          <m:e>
+            <m:r>
+              <m:t>O</m:t>
+            </m:r>
+          </m:e>
+          <m:sub>
+            <m:r>
+              <m:t>4</m:t>
+            </m:r>
+          </m:sub>
+        </m:sSub>
+      </m:oMath>
       <w:r>
         <w:rPr>
           <w:rFonts w:ascii="Times New Roman" w:hAnsi="Times New Roman" w:eastAsia="Times New Roman" w:cs="Times New Roman"/>
@@ -3839,15 +3855,25 @@
         <w:rPr>
           <w:rFonts w:ascii="Times New Roman" w:hAnsi="Times New Roman" w:eastAsia="Times New Roman" w:cs="Times New Roman"/>
         </w:rPr>
-        <w:t xml:space="preserve"> SO</w:t>
-      </w:r>
-      <w:r>
-        <w:rPr>
-          <w:rFonts w:ascii="Times New Roman" w:hAnsi="Times New Roman" w:eastAsia="Times New Roman" w:cs="Times New Roman"/>
-          <w:vertAlign w:val="subscript"/>
-        </w:rPr>
-        <w:t>2</w:t>
-      </w:r>
+        <w:t xml:space="preserve"> </w:t>
+      </w:r>
+      <m:oMath>
+        <m:r>
+          <m:t>S</m:t>
+        </m:r>
+        <m:sSub>
+          <m:e>
+            <m:r>
+              <m:t>O</m:t>
+            </m:r>
+          </m:e>
+          <m:sub>
+            <m:r>
+              <m:t>2</m:t>
+            </m:r>
+          </m:sub>
+        </m:sSub>
+      </m:oMath>
       <w:r>
         <w:rPr>
           <w:rFonts w:ascii="Times New Roman" w:hAnsi="Times New Roman" w:eastAsia="Times New Roman" w:cs="Times New Roman"/>
@@ -3930,15 +3956,34 @@
         <w:rPr>
           <w:rFonts w:ascii="Times New Roman" w:hAnsi="Times New Roman" w:eastAsia="Times New Roman" w:cs="Times New Roman"/>
         </w:rPr>
-        <w:t xml:space="preserve"> 0.090 mol HNO</w:t>
-      </w:r>
-      <w:r>
-        <w:rPr>
-          <w:rFonts w:ascii="Times New Roman" w:hAnsi="Times New Roman" w:eastAsia="Times New Roman" w:cs="Times New Roman"/>
-          <w:vertAlign w:val="subscript"/>
-        </w:rPr>
-        <w:t>3</w:t>
-      </w:r>
+        <w:t xml:space="preserve"> 0.090 mol</w:t>
+      </w:r>
+      <w:r>
+        <w:rPr>
+          <w:rFonts w:ascii="Times New Roman" w:hAnsi="Times New Roman" w:eastAsia="Times New Roman" w:cs="Times New Roman"/>
+        </w:rPr>
+        <w:t xml:space="preserve"> </w:t>
+      </w:r>
+      <m:oMath>
+        <m:r>
+          <m:t>H</m:t>
+        </m:r>
+        <m:r>
+          <m:t>N</m:t>
+        </m:r>
+        <m:sSub>
+          <m:e>
+            <m:r>
+              <m:t>O</m:t>
+            </m:r>
+          </m:e>
+          <m:sub>
+            <m:r>
+              <m:t>3</m:t>
+            </m:r>
+          </m:sub>
+        </m:sSub>
+      </m:oMath>
       <w:r>
         <w:rPr>
           <w:rFonts w:ascii="Times New Roman" w:hAnsi="Times New Roman" w:eastAsia="Times New Roman" w:cs="Times New Roman"/>
@@ -3955,15 +4000,25 @@
         <w:rPr>
           <w:rFonts w:ascii="Times New Roman" w:hAnsi="Times New Roman" w:eastAsia="Times New Roman" w:cs="Times New Roman"/>
         </w:rPr>
-        <w:t xml:space="preserve"> NO</w:t>
-      </w:r>
-      <w:r>
-        <w:rPr>
-          <w:rFonts w:ascii="Times New Roman" w:hAnsi="Times New Roman" w:eastAsia="Times New Roman" w:cs="Times New Roman"/>
-          <w:vertAlign w:val="subscript"/>
-        </w:rPr>
-        <w:t>2</w:t>
-      </w:r>
+        <w:t xml:space="preserve"> </w:t>
+      </w:r>
+      <m:oMath>
+        <m:r>
+          <m:t>N</m:t>
+        </m:r>
+        <m:sSub>
+          <m:e>
+            <m:r>
+              <m:t>O</m:t>
+            </m:r>
+          </m:e>
+          <m:sub>
+            <m:r>
+              <m:t>2</m:t>
+            </m:r>
+          </m:sub>
+        </m:sSub>
+      </m:oMath>
       <w:r>
         <w:rPr>
           <w:rFonts w:ascii="Times New Roman" w:hAnsi="Times New Roman" w:eastAsia="Times New Roman" w:cs="Times New Roman"/>
@@ -3986,15 +4041,31 @@
         <w:rPr>
           <w:rFonts w:ascii="Times New Roman" w:hAnsi="Times New Roman" w:eastAsia="Times New Roman" w:cs="Times New Roman"/>
         </w:rPr>
-        <w:t xml:space="preserve"> BaCl</w:t>
-      </w:r>
-      <w:r>
-        <w:rPr>
-          <w:rFonts w:ascii="Times New Roman" w:hAnsi="Times New Roman" w:eastAsia="Times New Roman" w:cs="Times New Roman"/>
-          <w:vertAlign w:val="subscript"/>
-        </w:rPr>
-        <w:t>2</w:t>
-      </w:r>
+        <w:t xml:space="preserve"> </w:t>
+      </w:r>
+      <m:oMath>
+        <m:r>
+          <m:t>B</m:t>
+        </m:r>
+        <m:r>
+          <m:t>a</m:t>
+        </m:r>
+        <m:r>
+          <m:t>C</m:t>
+        </m:r>
+        <m:sSub>
+          <m:e>
+            <m:r>
+              <m:t>l</m:t>
+            </m:r>
+          </m:e>
+          <m:sub>
+            <m:r>
+              <m:t>2</m:t>
+            </m:r>
+          </m:sub>
+        </m:sSub>
+      </m:oMath>
       <w:r>
         <w:rPr>
           <w:rFonts w:ascii="Times New Roman" w:hAnsi="Times New Roman" w:eastAsia="Times New Roman" w:cs="Times New Roman"/>
@@ -4112,15 +4183,25 @@
         <w:rPr>
           <w:rFonts w:ascii="Times New Roman" w:hAnsi="Times New Roman" w:eastAsia="Times New Roman" w:cs="Times New Roman"/>
         </w:rPr>
-        <w:t xml:space="preserve"> SO</w:t>
-      </w:r>
-      <w:r>
-        <w:rPr>
-          <w:rFonts w:ascii="Times New Roman" w:hAnsi="Times New Roman" w:eastAsia="Times New Roman" w:cs="Times New Roman"/>
-          <w:vertAlign w:val="subscript"/>
-        </w:rPr>
-        <w:t>2</w:t>
-      </w:r>
+        <w:t xml:space="preserve"> </w:t>
+      </w:r>
+      <m:oMath>
+        <m:r>
+          <m:t>S</m:t>
+        </m:r>
+        <m:sSub>
+          <m:e>
+            <m:r>
+              <m:t>O</m:t>
+            </m:r>
+          </m:e>
+          <m:sub>
+            <m:r>
+              <m:t>2</m:t>
+            </m:r>
+          </m:sub>
+        </m:sSub>
+      </m:oMath>
       <w:r>
         <w:rPr>
           <w:rFonts w:ascii="Times New Roman" w:hAnsi="Times New Roman" w:eastAsia="Times New Roman" w:cs="Times New Roman"/>
@@ -8557,15 +8638,28 @@
         <w:rPr>
           <w:rFonts w:ascii="Times New Roman" w:hAnsi="Times New Roman" w:eastAsia="Times New Roman" w:cs="Times New Roman"/>
         </w:rPr>
-        <w:t xml:space="preserve"> ClF</w:t>
-      </w:r>
-      <w:r>
-        <w:rPr>
-          <w:rFonts w:ascii="Times New Roman" w:hAnsi="Times New Roman" w:eastAsia="Times New Roman" w:cs="Times New Roman"/>
-          <w:vertAlign w:val="subscript"/>
-        </w:rPr>
-        <w:t>3</w:t>
-      </w:r>
+        <w:t xml:space="preserve"> </w:t>
+      </w:r>
+      <m:oMath>
+        <m:r>
+          <m:t>C</m:t>
+        </m:r>
+        <m:r>
+          <m:t>l</m:t>
+        </m:r>
+        <m:sSub>
+          <m:e>
+            <m:r>
+              <m:t>F</m:t>
+            </m:r>
+          </m:e>
+          <m:sub>
+            <m:r>
+              <m:t>3</m:t>
+            </m:r>
+          </m:sub>
+        </m:sSub>
+      </m:oMath>
       <w:r>
         <w:rPr>
           <w:rFonts w:ascii="Times New Roman" w:hAnsi="Times New Roman" w:eastAsia="Times New Roman" w:cs="Times New Roman"/>
@@ -10400,19 +10494,23 @@
           <w:numId w:val="1013"/>
         </w:numPr>
       </w:pPr>
-      <w:r>
-        <w:rPr>
-          <w:rFonts w:ascii="Times New Roman" w:hAnsi="Times New Roman" w:eastAsia="Times New Roman" w:cs="Times New Roman"/>
-        </w:rPr>
-        <w:t>XZ</w:t>
-      </w:r>
-      <w:r>
-        <w:rPr>
-          <w:rFonts w:ascii="Times New Roman" w:hAnsi="Times New Roman" w:eastAsia="Times New Roman" w:cs="Times New Roman"/>
-          <w:vertAlign w:val="subscript"/>
-        </w:rPr>
-        <w:t>2</w:t>
-      </w:r>
+      <m:oMath>
+        <m:r>
+          <m:t>X</m:t>
+        </m:r>
+        <m:sSub>
+          <m:e>
+            <m:r>
+              <m:t>Z</m:t>
+            </m:r>
+          </m:e>
+          <m:sub>
+            <m:r>
+              <m:t>2</m:t>
+            </m:r>
+          </m:sub>
+        </m:sSub>
+      </m:oMath>
       <w:r>
         <w:rPr>
           <w:rFonts w:ascii="Times New Roman" w:hAnsi="Times New Roman" w:eastAsia="Times New Roman" w:cs="Times New Roman"/>
@@ -10786,15 +10884,28 @@
         <w:rPr>
           <w:rFonts w:ascii="Times New Roman" w:hAnsi="Times New Roman" w:eastAsia="Times New Roman" w:cs="Times New Roman"/>
         </w:rPr>
-        <w:t xml:space="preserve"> WCl</w:t>
-      </w:r>
-      <w:r>
-        <w:rPr>
-          <w:rFonts w:ascii="Times New Roman" w:hAnsi="Times New Roman" w:eastAsia="Times New Roman" w:cs="Times New Roman"/>
-          <w:vertAlign w:val="subscript"/>
-        </w:rPr>
-        <w:t>3</w:t>
-      </w:r>
+        <w:t xml:space="preserve"> </w:t>
+      </w:r>
+      <m:oMath>
+        <m:r>
+          <m:t>W</m:t>
+        </m:r>
+        <m:r>
+          <m:t>C</m:t>
+        </m:r>
+        <m:sSub>
+          <m:e>
+            <m:r>
+              <m:t>l</m:t>
+            </m:r>
+          </m:e>
+          <m:sub>
+            <m:r>
+              <m:t>3</m:t>
+            </m:r>
+          </m:sub>
+        </m:sSub>
+      </m:oMath>
       <w:r>
         <w:rPr>
           <w:rFonts w:ascii="Times New Roman" w:hAnsi="Times New Roman" w:eastAsia="Times New Roman" w:cs="Times New Roman"/>
@@ -13847,7 +13958,47 @@
               <w:rPr>
                 <w:rFonts w:ascii="Times New Roman" w:hAnsi="Times New Roman" w:eastAsia="Times New Roman" w:cs="Times New Roman"/>
               </w:rPr>
-              <w:t xml:space="preserve">n、l、m_l、m_s </w:t>
+              <w:t xml:space="preserve">n、l、</w:t>
+            </w:r>
+            <m:oMath>
+              <m:sSub>
+                <m:e>
+                  <m:r>
+                    <m:t>m</m:t>
+                  </m:r>
+                </m:e>
+                <m:sub>
+                  <m:r>
+                    <m:t>l</m:t>
+                  </m:r>
+                </m:sub>
+              </m:sSub>
+            </m:oMath>
+            <w:r>
+              <w:rPr>
+                <w:rFonts w:ascii="Times New Roman" w:hAnsi="Times New Roman" w:eastAsia="Times New Roman" w:cs="Times New Roman"/>
+              </w:rPr>
+              <w:t xml:space="preserve">、</w:t>
+            </w:r>
+            <m:oMath>
+              <m:sSub>
+                <m:e>
+                  <m:r>
+                    <m:t>m</m:t>
+                  </m:r>
+                </m:e>
+                <m:sub>
+                  <m:r>
+                    <m:t>s</m:t>
+                  </m:r>
+                </m:sub>
+              </m:sSub>
+            </m:oMath>
+            <w:r>
+              <w:rPr>
+                <w:rFonts w:ascii="Times New Roman" w:hAnsi="Times New Roman" w:eastAsia="Times New Roman" w:cs="Times New Roman"/>
+              </w:rPr>
+              <w:t xml:space="preserve"> </w:t>
             </w:r>
             <w:r>
               <w:rPr>
@@ -14437,33 +14588,94 @@
         <w:rPr>
           <w:rFonts w:ascii="Times New Roman" w:hAnsi="Times New Roman" w:eastAsia="Times New Roman" w:cs="Times New Roman"/>
         </w:rPr>
-        <w:t>、 NaCrO</w:t>
-      </w:r>
-      <w:r>
-        <w:rPr>
-          <w:rFonts w:ascii="Times New Roman" w:hAnsi="Times New Roman" w:eastAsia="Times New Roman" w:cs="Times New Roman"/>
-          <w:vertAlign w:val="subscript"/>
-        </w:rPr>
-        <w:t>2</w:t>
-      </w:r>
-      <w:r>
-        <w:rPr>
-          <w:rFonts w:ascii="Times New Roman" w:hAnsi="Times New Roman" w:eastAsia="Times New Roman" w:cs="Times New Roman"/>
-        </w:rPr>
-        <w:t xml:space="preserve"> 、 CO</w:t>
-      </w:r>
-      <w:r>
-        <w:rPr>
-          <w:rFonts w:ascii="Times New Roman" w:hAnsi="Times New Roman" w:eastAsia="Times New Roman" w:cs="Times New Roman"/>
-          <w:vertAlign w:val="subscript"/>
-        </w:rPr>
-        <w:t>2</w:t>
-      </w:r>
-      <w:r>
-        <w:rPr>
-          <w:rFonts w:ascii="Times New Roman" w:hAnsi="Times New Roman" w:eastAsia="Times New Roman" w:cs="Times New Roman"/>
-        </w:rPr>
-        <w:t xml:space="preserve"> 、</w:t>
+        <w:t xml:space="preserve">、</w:t>
+      </w:r>
+      <w:r>
+        <w:rPr>
+          <w:rFonts w:ascii="Times New Roman" w:hAnsi="Times New Roman" w:eastAsia="Times New Roman" w:cs="Times New Roman"/>
+        </w:rPr>
+        <w:t xml:space="preserve"> </w:t>
+      </w:r>
+      <m:oMath>
+        <m:oMathPr>
+          <m:ctrlPr>
+            <w:rPr>
+              <w:sz w:val="28"/>
+              <w:szCs w:val="28"/>
+            </w:rPr>
+          </m:ctrlPr>
+        </m:oMathPr>
+        <m:r>
+          <m:t>N</m:t>
+        </m:r>
+        <m:r>
+          <m:t>a</m:t>
+        </m:r>
+        <m:r>
+          <m:t>C</m:t>
+        </m:r>
+        <m:r>
+          <m:t>r</m:t>
+        </m:r>
+        <m:sSub>
+          <m:e>
+            <m:r>
+              <m:t>O</m:t>
+            </m:r>
+          </m:e>
+          <m:sub>
+            <m:r>
+              <m:t>2</m:t>
+            </m:r>
+          </m:sub>
+        </m:sSub>
+      </m:oMath>
+      <w:r>
+        <w:rPr>
+          <w:rFonts w:ascii="Times New Roman" w:hAnsi="Times New Roman" w:eastAsia="Times New Roman" w:cs="Times New Roman"/>
+        </w:rPr>
+        <w:t xml:space="preserve"> </w:t>
+      </w:r>
+      <w:r>
+        <w:rPr>
+          <w:rFonts w:ascii="Times New Roman" w:hAnsi="Times New Roman" w:eastAsia="Times New Roman" w:cs="Times New Roman"/>
+        </w:rPr>
+        <w:t xml:space="preserve">、</w:t>
+      </w:r>
+      <w:r>
+        <w:rPr>
+          <w:rFonts w:ascii="Times New Roman" w:hAnsi="Times New Roman" w:eastAsia="Times New Roman" w:cs="Times New Roman"/>
+        </w:rPr>
+        <w:t xml:space="preserve"> </w:t>
+      </w:r>
+      <m:oMath>
+        <m:r>
+          <m:t>C</m:t>
+        </m:r>
+        <m:sSub>
+          <m:e>
+            <m:r>
+              <m:t>O</m:t>
+            </m:r>
+          </m:e>
+          <m:sub>
+            <m:r>
+              <m:t>2</m:t>
+            </m:r>
+          </m:sub>
+        </m:sSub>
+      </m:oMath>
+      <w:r>
+        <w:rPr>
+          <w:rFonts w:ascii="Times New Roman" w:hAnsi="Times New Roman" w:eastAsia="Times New Roman" w:cs="Times New Roman"/>
+        </w:rPr>
+        <w:t xml:space="preserve"> </w:t>
+      </w:r>
+      <w:r>
+        <w:rPr>
+          <w:rFonts w:ascii="Times New Roman" w:hAnsi="Times New Roman" w:eastAsia="Times New Roman" w:cs="Times New Roman"/>
+        </w:rPr>
+        <w:t xml:space="preserve">、</w:t>
       </w:r>
       <w:r>
         <w:rPr>
@@ -14958,22 +15170,33 @@
         <w:rPr>
           <w:rFonts w:ascii="Times New Roman" w:hAnsi="Times New Roman" w:eastAsia="Times New Roman" w:cs="Times New Roman"/>
         </w:rPr>
-        <w:t xml:space="preserve"> NH</w:t>
-      </w:r>
-      <w:r>
-        <w:rPr>
-          <w:rFonts w:ascii="Times New Roman" w:hAnsi="Times New Roman" w:eastAsia="Times New Roman" w:cs="Times New Roman"/>
-          <w:vertAlign w:val="subscript"/>
-        </w:rPr>
-        <w:t>4</w:t>
-      </w:r>
-      <w:r>
-        <w:rPr>
-          <w:rFonts w:ascii="Times New Roman" w:hAnsi="Times New Roman" w:eastAsia="Times New Roman" w:cs="Times New Roman"/>
-          <w:vertAlign w:val="superscript"/>
-        </w:rPr>
-        <w:t>+</w:t>
-      </w:r>
+        <w:t xml:space="preserve"> </w:t>
+      </w:r>
+      <m:oMath>
+        <m:r>
+          <m:t>N</m:t>
+        </m:r>
+        <m:sSubSup>
+          <m:e>
+            <m:r>
+              <m:t>H</m:t>
+            </m:r>
+          </m:e>
+          <m:sub>
+            <m:r>
+              <m:t>4</m:t>
+            </m:r>
+          </m:sub>
+          <m:sup>
+            <m:r>
+              <m:rPr>
+                <m:sty m:val="p"/>
+              </m:rPr>
+              <m:t>+</m:t>
+            </m:r>
+          </m:sup>
+        </m:sSubSup>
+      </m:oMath>
       <w:r>
         <w:rPr>
           <w:rFonts w:ascii="Times New Roman" w:hAnsi="Times New Roman" w:eastAsia="Times New Roman" w:cs="Times New Roman"/>
@@ -19074,15 +19297,22 @@
         <w:rPr>
           <w:rFonts w:ascii="Times New Roman" w:hAnsi="Times New Roman" w:eastAsia="Times New Roman" w:cs="Times New Roman"/>
         </w:rPr>
-        <w:t xml:space="preserve"> N</w:t>
-      </w:r>
-      <w:r>
-        <w:rPr>
-          <w:rFonts w:ascii="Times New Roman" w:hAnsi="Times New Roman" w:eastAsia="Times New Roman" w:cs="Times New Roman"/>
-          <w:vertAlign w:val="subscript"/>
-        </w:rPr>
-        <w:t>8</w:t>
-      </w:r>
+        <w:t xml:space="preserve"> </w:t>
+      </w:r>
+      <m:oMath>
+        <m:sSub>
+          <m:e>
+            <m:r>
+              <m:t>N</m:t>
+            </m:r>
+          </m:e>
+          <m:sub>
+            <m:r>
+              <m:t>8</m:t>
+            </m:r>
+          </m:sub>
+        </m:sSub>
+      </m:oMath>
       <w:r>
         <w:rPr>
           <w:rFonts w:ascii="Times New Roman" w:hAnsi="Times New Roman" w:eastAsia="Times New Roman" w:cs="Times New Roman"/>
@@ -19117,15 +19347,22 @@
         <w:rPr>
           <w:rFonts w:ascii="Times New Roman" w:hAnsi="Times New Roman" w:eastAsia="Times New Roman" w:cs="Times New Roman"/>
         </w:rPr>
-        <w:t xml:space="preserve"> N</w:t>
-      </w:r>
-      <w:r>
-        <w:rPr>
-          <w:rFonts w:ascii="Times New Roman" w:hAnsi="Times New Roman" w:eastAsia="Times New Roman" w:cs="Times New Roman"/>
-          <w:vertAlign w:val="subscript"/>
-        </w:rPr>
-        <w:t>8</w:t>
-      </w:r>
+        <w:t xml:space="preserve"> </w:t>
+      </w:r>
+      <m:oMath>
+        <m:sSub>
+          <m:e>
+            <m:r>
+              <m:t>N</m:t>
+            </m:r>
+          </m:e>
+          <m:sub>
+            <m:r>
+              <m:t>8</m:t>
+            </m:r>
+          </m:sub>
+        </m:sSub>
+      </m:oMath>
       <w:r>
         <w:rPr>
           <w:rFonts w:ascii="Times New Roman" w:hAnsi="Times New Roman" w:eastAsia="Times New Roman" w:cs="Times New Roman"/>
@@ -23146,7 +23383,7 @@
     <ns0:name ns0:val="Verbatim Char"/>
     <ns0:basedOn ns0:val="BodyTextChar"/>
     <ns0:rPr>
-      <ns0:rFonts ns0:ascii="Times New Roman" ns0:cs="Times New Roman" ns0:eastAsia="FangSong" ns0:hAnsi="Times New Roman"/>
+      <ns0:rFonts ns0:ascii="SimSun" ns0:cs="SimSun" ns0:eastAsia="SimSun" ns0:hAnsi="SimSun"/>
       <ns0:b ns0:val="0"/>
       <ns0:sz ns0:val="20"/>
     </ns0:rPr>
@@ -23200,7 +23437,7 @@
       <w:wordWrap w:val="off"/>
     </w:pPr>
     <ns0:rPr>
-      <w:rFonts ns0:ascii="Times New Roman" ns0:hAnsi="Times New Roman" ns0:eastAsia="FangSong" ns0:cs="Times New Roman"/>
+      <w:rFonts ns0:ascii="SimSun" ns0:hAnsi="SimSun" ns0:eastAsia="SimSun" ns0:cs="SimSun"/>
     </ns0:rPr>
   </w:style>
   <w:style w:type="character" w:customStyle="1" w:styleId="KeywordTok">

--- a/00-首页/题组Word/专项卷/一分册/专项卷XI-教师版.docx
+++ b/00-首页/题组Word/专项卷/一分册/专项卷XI-教师版.docx
@@ -2770,7 +2770,7 @@
         </w:rPr>
         <w:drawing>
           <wp:inline>
-            <wp:extent cx="2336800" cy="4419600"/>
+            <wp:extent cx="2336800" cy="4368800"/>
             <wp:effectExtent b="0" l="0" r="0" t="0"/>
             <wp:docPr descr="" title="" id="18" name="Picture"/>
             <a:graphic>
@@ -2791,7 +2791,7 @@
                   <pic:spPr bwMode="auto">
                     <a:xfrm>
                       <a:off x="0" y="0"/>
-                      <a:ext cx="2336800" cy="4419600"/>
+                      <a:ext cx="2336800" cy="4368800"/>
                     </a:xfrm>
                     <a:prstGeom prst="rect">
                       <a:avLst/>
@@ -3625,12 +3625,53 @@
     <w:p>
       <w:pPr>
         <w:pStyle w:val="FirstParagraph"/>
-      </w:pPr>
-      <w:r>
-        <w:rPr>
-          <w:rFonts w:ascii="Times New Roman" w:hAnsi="Times New Roman" w:eastAsia="Times New Roman" w:cs="Times New Roman"/>
-        </w:rPr>
-        <w:t xml:space="preserve">A. ①③　B. ①②③　C. ③④　D. ②③④</w:t>
+        <w:ind w:left="480" w:hanging="480"/>
+        <w:spacing w:after="0"/>
+      </w:pPr>
+      <w:r>
+        <w:rPr>
+          <w:rFonts w:ascii="Times New Roman" w:hAnsi="Times New Roman" w:eastAsia="Times New Roman" w:cs="Times New Roman"/>
+        </w:rPr>
+        <w:t xml:space="preserve">A. ①③　</w:t>
+      </w:r>
+    </w:p>
+    <w:p>
+      <w:pPr>
+        <w:pStyle w:val="FirstParagraph"/>
+        <w:ind w:left="480" w:hanging="480"/>
+        <w:spacing w:before="0" w:after="0"/>
+      </w:pPr>
+      <w:r>
+        <w:rPr>
+          <w:rFonts w:ascii="Times New Roman" w:hAnsi="Times New Roman" w:eastAsia="Times New Roman" w:cs="Times New Roman"/>
+        </w:rPr>
+        <w:t xml:space="preserve">B. ①②③　</w:t>
+      </w:r>
+    </w:p>
+    <w:p>
+      <w:pPr>
+        <w:pStyle w:val="FirstParagraph"/>
+        <w:ind w:left="480" w:hanging="480"/>
+        <w:spacing w:before="0" w:after="0"/>
+      </w:pPr>
+      <w:r>
+        <w:rPr>
+          <w:rFonts w:ascii="Times New Roman" w:hAnsi="Times New Roman" w:eastAsia="Times New Roman" w:cs="Times New Roman"/>
+        </w:rPr>
+        <w:t xml:space="preserve">C. ③④　</w:t>
+      </w:r>
+    </w:p>
+    <w:p>
+      <w:pPr>
+        <w:pStyle w:val="FirstParagraph"/>
+        <w:ind w:left="480" w:hanging="480"/>
+        <w:spacing w:before="0" w:after="180"/>
+      </w:pPr>
+      <w:r>
+        <w:rPr>
+          <w:rFonts w:ascii="Times New Roman" w:hAnsi="Times New Roman" w:eastAsia="Times New Roman" w:cs="Times New Roman"/>
+        </w:rPr>
+        <w:t xml:space="preserve">D. ②③④</w:t>
       </w:r>
     </w:p>
     <w:p>
@@ -6683,7 +6724,7 @@
         </w:rPr>
         <w:drawing>
           <wp:inline>
-            <wp:extent cx="2463800" cy="2171700"/>
+            <wp:extent cx="2463800" cy="2139616"/>
             <wp:effectExtent b="0" l="0" r="0" t="0"/>
             <wp:docPr descr="" title="" id="33" name="Picture"/>
             <a:graphic>
@@ -6704,7 +6745,7 @@
                   <pic:spPr bwMode="auto">
                     <a:xfrm>
                       <a:off x="0" y="0"/>
-                      <a:ext cx="2463800" cy="2171700"/>
+                      <a:ext cx="2463800" cy="2139616"/>
                     </a:xfrm>
                     <a:prstGeom prst="rect">
                       <a:avLst/>
@@ -6752,7 +6793,7 @@
         </w:rPr>
         <w:drawing>
           <wp:inline>
-            <wp:extent cx="3600000" cy="1777914"/>
+            <wp:extent cx="3600000" cy="1755280"/>
             <wp:effectExtent b="0" l="0" r="0" t="0"/>
             <wp:docPr descr="" title="" id="36" name="Picture"/>
             <a:graphic>
@@ -6773,7 +6814,7 @@
                   <pic:spPr bwMode="auto">
                     <a:xfrm>
                       <a:off x="0" y="0"/>
-                      <a:ext cx="3600000" cy="1777914"/>
+                      <a:ext cx="3600000" cy="1755280"/>
                     </a:xfrm>
                     <a:prstGeom prst="rect">
                       <a:avLst/>
@@ -8036,6 +8077,8 @@
       <w:pPr>
         <w:pStyle w:val="BodyText"/>
         <w:spacing w:before="120"/>
+        <w:ind w:left="480" w:hanging="480"/>
+        <w:spacing w:after="0"/>
       </w:pPr>
       <w:r>
         <w:rPr>
@@ -8117,7 +8160,21 @@
         <w:rPr>
           <w:rFonts w:ascii="Times New Roman" w:hAnsi="Times New Roman" w:eastAsia="Times New Roman" w:cs="Times New Roman"/>
         </w:rPr>
-        <w:t xml:space="preserve">　　B. </w:t>
+        <w:t xml:space="preserve">　　</w:t>
+      </w:r>
+    </w:p>
+    <w:p>
+      <w:pPr>
+        <w:pStyle w:val="BodyText"/>
+        <w:spacing w:before="120"/>
+        <w:ind w:left="480" w:hanging="480"/>
+        <w:spacing w:before="0" w:after="0"/>
+      </w:pPr>
+      <w:r>
+        <w:rPr>
+          <w:rFonts w:ascii="Times New Roman" w:hAnsi="Times New Roman" w:eastAsia="Times New Roman" w:cs="Times New Roman"/>
+        </w:rPr>
+        <w:t xml:space="preserve">B. </w:t>
       </w:r>
       <w:r>
         <w:rPr>
@@ -8155,7 +8212,21 @@
         <w:rPr>
           <w:rFonts w:ascii="Times New Roman" w:hAnsi="Times New Roman" w:eastAsia="Times New Roman" w:cs="Times New Roman"/>
         </w:rPr>
-        <w:t xml:space="preserve">　　C. M </w:t>
+        <w:t xml:space="preserve">　　</w:t>
+      </w:r>
+    </w:p>
+    <w:p>
+      <w:pPr>
+        <w:pStyle w:val="BodyText"/>
+        <w:spacing w:before="120"/>
+        <w:ind w:left="480" w:hanging="480"/>
+        <w:spacing w:before="0" w:after="0"/>
+      </w:pPr>
+      <w:r>
+        <w:rPr>
+          <w:rFonts w:ascii="Times New Roman" w:hAnsi="Times New Roman" w:eastAsia="Times New Roman" w:cs="Times New Roman"/>
+        </w:rPr>
+        <w:t xml:space="preserve">C. M </w:t>
       </w:r>
       <w:r>
         <w:rPr>
@@ -8179,7 +8250,21 @@
         <w:rPr>
           <w:rFonts w:ascii="Times New Roman" w:hAnsi="Times New Roman" w:eastAsia="Times New Roman" w:cs="Times New Roman"/>
         </w:rPr>
-        <w:t xml:space="preserve">　　D.</w:t>
+        <w:t xml:space="preserve">　　</w:t>
+      </w:r>
+    </w:p>
+    <w:p>
+      <w:pPr>
+        <w:pStyle w:val="BodyText"/>
+        <w:spacing w:before="120"/>
+        <w:ind w:left="480" w:hanging="480"/>
+        <w:spacing w:before="0" w:after="180"/>
+      </w:pPr>
+      <w:r>
+        <w:rPr>
+          <w:rFonts w:ascii="Times New Roman" w:hAnsi="Times New Roman" w:eastAsia="Times New Roman" w:cs="Times New Roman"/>
+        </w:rPr>
+        <w:t xml:space="preserve">D.</w:t>
       </w:r>
       <w:r>
         <w:rPr>
@@ -10826,7 +10911,7 @@
         </w:rPr>
         <w:drawing>
           <wp:inline>
-            <wp:extent cx="3240000" cy="2624688"/>
+            <wp:extent cx="3240000" cy="2617297"/>
             <wp:effectExtent b="0" l="0" r="0" t="0"/>
             <wp:docPr descr="" title="" id="53" name="Picture"/>
             <a:graphic>
@@ -10847,7 +10932,7 @@
                   <pic:spPr bwMode="auto">
                     <a:xfrm>
                       <a:off x="0" y="0"/>
-                      <a:ext cx="3240000" cy="2624688"/>
+                      <a:ext cx="3240000" cy="2617297"/>
                     </a:xfrm>
                     <a:prstGeom prst="rect">
                       <a:avLst/>
@@ -20397,7 +20482,7 @@
         </w:rPr>
         <w:drawing>
           <wp:inline>
-            <wp:extent cx="3600000" cy="1512285"/>
+            <wp:extent cx="3600000" cy="1496414"/>
             <wp:effectExtent b="0" l="0" r="0" t="0"/>
             <wp:docPr descr="" title="" id="87" name="Picture"/>
             <a:graphic>
@@ -20418,7 +20503,7 @@
                   <pic:spPr bwMode="auto">
                     <a:xfrm>
                       <a:off x="0" y="0"/>
-                      <a:ext cx="3600000" cy="1512285"/>
+                      <a:ext cx="3600000" cy="1496414"/>
                     </a:xfrm>
                     <a:prstGeom prst="rect">
                       <a:avLst/>

--- a/00-首页/题组Word/专项卷/一分册/专项卷XI-教师版.docx
+++ b/00-首页/题组Word/专项卷/一分册/专项卷XI-教师版.docx
@@ -12639,7 +12639,7 @@
         <m:sSubSup>
           <m:e>
             <m:r>
-              <m:t>​</m:t>
+              <m:t xml:space="preserve"> </m:t>
             </m:r>
           </m:e>
           <m:sub>
@@ -12696,7 +12696,7 @@
         <m:sSubSup>
           <m:e>
             <m:r>
-              <m:t>​</m:t>
+              <m:t xml:space="preserve"> </m:t>
             </m:r>
           </m:e>
           <m:sub>
@@ -12993,7 +12993,7 @@
         <m:sSubSup>
           <m:e>
             <m:r>
-              <m:t>​</m:t>
+              <m:t xml:space="preserve"> </m:t>
             </m:r>
           </m:e>
           <m:sub>
@@ -13050,7 +13050,7 @@
         <m:sSubSup>
           <m:e>
             <m:r>
-              <m:t>​</m:t>
+              <m:t xml:space="preserve"> </m:t>
             </m:r>
           </m:e>
           <m:sub>

--- a/00-首页/题组Word/专项卷/一分册/专项卷XI-教师版.docx
+++ b/00-首页/题组Word/专项卷/一分册/专项卷XI-教师版.docx
@@ -653,6 +653,14 @@
       <w:tblPr>
         <w:tblStyle w:val="Table"/>
         <w:tblW w:type="auto" w:w="0"/>
+        <w:tblBorders>
+          <w:top w:val="single" w:sz="12" w:space="0" w:color="000000"/>
+          <w:left w:val="none" w:sz="0" w:space="0" w:color="auto"/>
+          <w:bottom w:val="single" w:sz="12" w:space="0" w:color="000000"/>
+          <w:right w:val="none" w:sz="0" w:space="0" w:color="auto"/>
+          <w:insideH w:val="none" w:sz="0" w:space="0" w:color="auto"/>
+          <w:insideV w:val="none" w:sz="0" w:space="0" w:color="auto"/>
+        </w:tblBorders>
         <w:tblLook w:firstRow="1" w:lastRow="0" w:firstColumn="0" w:lastColumn="0" w:noHBand="0" w:noVBand="0" w:val="0020"/>
       </w:tblPr>
       <w:tblGrid>
@@ -664,7 +672,11 @@
           <w:tblHeader w:val="on"/>
         </w:trPr>
         <w:tc>
-          <w:tcPr/>
+          <w:tcPr>
+            <w:tcBorders>
+              <w:bottom w:val="single" w:sz="8" w:space="0" w:color="000000"/>
+            </w:tcBorders>
+          </w:tcPr>
           <w:p>
             <w:pPr>
               <w:pStyle w:val="Compact"/>
@@ -680,7 +692,11 @@
           </w:p>
         </w:tc>
         <w:tc>
-          <w:tcPr/>
+          <w:tcPr>
+            <w:tcBorders>
+              <w:bottom w:val="single" w:sz="8" w:space="0" w:color="000000"/>
+            </w:tcBorders>
+          </w:tcPr>
           <w:p>
             <w:pPr>
               <w:pStyle w:val="Compact"/>
@@ -885,6 +901,14 @@
         <w:tblStyle w:val="Table"/>
         <w:tblW w:type="pct" w:w="5000"/>
         <w:tblLayout w:type="fixed"/>
+        <w:tblBorders>
+          <w:top w:val="single" w:sz="12" w:space="0" w:color="000000"/>
+          <w:left w:val="none" w:sz="0" w:space="0" w:color="auto"/>
+          <w:bottom w:val="single" w:sz="12" w:space="0" w:color="000000"/>
+          <w:right w:val="none" w:sz="0" w:space="0" w:color="auto"/>
+          <w:insideH w:val="none" w:sz="0" w:space="0" w:color="auto"/>
+          <w:insideV w:val="none" w:sz="0" w:space="0" w:color="auto"/>
+        </w:tblBorders>
         <w:tblLook w:firstRow="1" w:lastRow="0" w:firstColumn="0" w:lastColumn="0" w:noHBand="0" w:noVBand="0" w:val="0020"/>
       </w:tblPr>
       <w:tblGrid>
@@ -897,7 +921,11 @@
           <w:tblHeader w:val="on"/>
         </w:trPr>
         <w:tc>
-          <w:tcPr/>
+          <w:tcPr>
+            <w:tcBorders>
+              <w:bottom w:val="single" w:sz="8" w:space="0" w:color="000000"/>
+            </w:tcBorders>
+          </w:tcPr>
           <w:p>
             <w:pPr>
               <w:pStyle w:val="Compact"/>
@@ -906,7 +934,11 @@
           </w:p>
         </w:tc>
         <w:tc>
-          <w:tcPr/>
+          <w:tcPr>
+            <w:tcBorders>
+              <w:bottom w:val="single" w:sz="8" w:space="0" w:color="000000"/>
+            </w:tcBorders>
+          </w:tcPr>
           <w:p>
             <w:pPr>
               <w:pStyle w:val="Compact"/>
@@ -922,7 +954,11 @@
           </w:p>
         </w:tc>
         <w:tc>
-          <w:tcPr/>
+          <w:tcPr>
+            <w:tcBorders>
+              <w:bottom w:val="single" w:sz="8" w:space="0" w:color="000000"/>
+            </w:tcBorders>
+          </w:tcPr>
           <w:p>
             <w:pPr>
               <w:pStyle w:val="Compact"/>
@@ -1754,6 +1790,7 @@
     <w:p>
       <w:pPr>
         <w:pStyle w:val="FirstParagraph"/>
+        <w:spacing w:before="0" w:after="0"/>
       </w:pPr>
       <w:r>
         <w:rPr>
@@ -1895,6 +1932,7 @@
     <w:p>
       <w:pPr>
         <w:pStyle w:val="BodyText"/>
+        <w:spacing w:before="0" w:after="0"/>
       </w:pPr>
       <w:r>
         <w:rPr>
@@ -1918,6 +1956,7 @@
     <w:p>
       <w:pPr>
         <w:pStyle w:val="BodyText"/>
+        <w:spacing w:before="0" w:after="0"/>
       </w:pPr>
       <w:r>
         <w:rPr>
@@ -1953,6 +1992,7 @@
     <w:p>
       <w:pPr>
         <w:pStyle w:val="BodyText"/>
+        <w:spacing w:before="0" w:after="0"/>
       </w:pPr>
       <w:r>
         <w:rPr>
@@ -3053,6 +3093,14 @@
       <w:tblPr>
         <w:tblStyle w:val="Table"/>
         <w:tblW w:type="auto" w:w="0"/>
+        <w:tblBorders>
+          <w:top w:val="single" w:sz="12" w:space="0" w:color="000000"/>
+          <w:left w:val="none" w:sz="0" w:space="0" w:color="auto"/>
+          <w:bottom w:val="single" w:sz="12" w:space="0" w:color="000000"/>
+          <w:right w:val="none" w:sz="0" w:space="0" w:color="auto"/>
+          <w:insideH w:val="none" w:sz="0" w:space="0" w:color="auto"/>
+          <w:insideV w:val="none" w:sz="0" w:space="0" w:color="auto"/>
+        </w:tblBorders>
         <w:tblLook w:firstRow="1" w:lastRow="0" w:firstColumn="0" w:lastColumn="0" w:noHBand="0" w:noVBand="0" w:val="0020"/>
       </w:tblPr>
       <w:tblGrid>
@@ -3064,7 +3112,11 @@
           <w:tblHeader w:val="on"/>
         </w:trPr>
         <w:tc>
-          <w:tcPr/>
+          <w:tcPr>
+            <w:tcBorders>
+              <w:bottom w:val="single" w:sz="8" w:space="0" w:color="000000"/>
+            </w:tcBorders>
+          </w:tcPr>
           <w:p>
             <w:pPr>
               <w:pStyle w:val="Compact"/>
@@ -3080,7 +3132,11 @@
           </w:p>
         </w:tc>
         <w:tc>
-          <w:tcPr/>
+          <w:tcPr>
+            <w:tcBorders>
+              <w:bottom w:val="single" w:sz="8" w:space="0" w:color="000000"/>
+            </w:tcBorders>
+          </w:tcPr>
           <w:p>
             <w:pPr>
               <w:pStyle w:val="Compact"/>
@@ -3625,8 +3681,8 @@
     <w:p>
       <w:pPr>
         <w:pStyle w:val="FirstParagraph"/>
+        <w:spacing w:before="0" w:after="0"/>
         <w:ind w:left="480" w:hanging="480"/>
-        <w:spacing w:after="0"/>
       </w:pPr>
       <w:r>
         <w:rPr>
@@ -3638,34 +3694,34 @@
     <w:p>
       <w:pPr>
         <w:pStyle w:val="FirstParagraph"/>
+        <w:spacing w:before="0" w:after="0"/>
         <w:ind w:left="480" w:hanging="480"/>
+      </w:pPr>
+      <w:r>
+        <w:rPr>
+          <w:rFonts w:ascii="Times New Roman" w:hAnsi="Times New Roman" w:eastAsia="Times New Roman" w:cs="Times New Roman"/>
+        </w:rPr>
+        <w:t xml:space="preserve">B. ①②③　</w:t>
+      </w:r>
+    </w:p>
+    <w:p>
+      <w:pPr>
+        <w:pStyle w:val="FirstParagraph"/>
         <w:spacing w:before="0" w:after="0"/>
-      </w:pPr>
-      <w:r>
-        <w:rPr>
-          <w:rFonts w:ascii="Times New Roman" w:hAnsi="Times New Roman" w:eastAsia="Times New Roman" w:cs="Times New Roman"/>
-        </w:rPr>
-        <w:t xml:space="preserve">B. ①②③　</w:t>
+        <w:ind w:left="480" w:hanging="480"/>
+      </w:pPr>
+      <w:r>
+        <w:rPr>
+          <w:rFonts w:ascii="Times New Roman" w:hAnsi="Times New Roman" w:eastAsia="Times New Roman" w:cs="Times New Roman"/>
+        </w:rPr>
+        <w:t xml:space="preserve">C. ③④　</w:t>
       </w:r>
     </w:p>
     <w:p>
       <w:pPr>
         <w:pStyle w:val="FirstParagraph"/>
+        <w:spacing w:before="0" w:after="0"/>
         <w:ind w:left="480" w:hanging="480"/>
-        <w:spacing w:before="0" w:after="0"/>
-      </w:pPr>
-      <w:r>
-        <w:rPr>
-          <w:rFonts w:ascii="Times New Roman" w:hAnsi="Times New Roman" w:eastAsia="Times New Roman" w:cs="Times New Roman"/>
-        </w:rPr>
-        <w:t xml:space="preserve">C. ③④　</w:t>
-      </w:r>
-    </w:p>
-    <w:p>
-      <w:pPr>
-        <w:pStyle w:val="FirstParagraph"/>
-        <w:ind w:left="480" w:hanging="480"/>
-        <w:spacing w:before="0" w:after="180"/>
       </w:pPr>
       <w:r>
         <w:rPr>
@@ -4313,6 +4369,14 @@
       <w:tblPr>
         <w:tblStyle w:val="Table"/>
         <w:tblW w:type="auto" w:w="0"/>
+        <w:tblBorders>
+          <w:top w:val="single" w:sz="12" w:space="0" w:color="000000"/>
+          <w:left w:val="none" w:sz="0" w:space="0" w:color="auto"/>
+          <w:bottom w:val="single" w:sz="12" w:space="0" w:color="000000"/>
+          <w:right w:val="none" w:sz="0" w:space="0" w:color="auto"/>
+          <w:insideH w:val="none" w:sz="0" w:space="0" w:color="auto"/>
+          <w:insideV w:val="none" w:sz="0" w:space="0" w:color="auto"/>
+        </w:tblBorders>
         <w:tblLook w:firstRow="1" w:lastRow="0" w:firstColumn="0" w:lastColumn="0" w:noHBand="0" w:noVBand="0" w:val="0020"/>
       </w:tblPr>
       <w:tblGrid>
@@ -4324,7 +4388,11 @@
           <w:tblHeader w:val="on"/>
         </w:trPr>
         <w:tc>
-          <w:tcPr/>
+          <w:tcPr>
+            <w:tcBorders>
+              <w:bottom w:val="single" w:sz="8" w:space="0" w:color="000000"/>
+            </w:tcBorders>
+          </w:tcPr>
           <w:p>
             <w:pPr>
               <w:pStyle w:val="Compact"/>
@@ -4340,7 +4408,11 @@
           </w:p>
         </w:tc>
         <w:tc>
-          <w:tcPr/>
+          <w:tcPr>
+            <w:tcBorders>
+              <w:bottom w:val="single" w:sz="8" w:space="0" w:color="000000"/>
+            </w:tcBorders>
+          </w:tcPr>
           <w:p>
             <w:pPr>
               <w:pStyle w:val="Compact"/>
@@ -5624,6 +5696,14 @@
       <w:tblPr>
         <w:tblStyle w:val="Table"/>
         <w:tblW w:type="auto" w:w="0"/>
+        <w:tblBorders>
+          <w:top w:val="single" w:sz="12" w:space="0" w:color="000000"/>
+          <w:left w:val="none" w:sz="0" w:space="0" w:color="auto"/>
+          <w:bottom w:val="single" w:sz="12" w:space="0" w:color="000000"/>
+          <w:right w:val="none" w:sz="0" w:space="0" w:color="auto"/>
+          <w:insideH w:val="none" w:sz="0" w:space="0" w:color="auto"/>
+          <w:insideV w:val="none" w:sz="0" w:space="0" w:color="auto"/>
+        </w:tblBorders>
         <w:tblLook w:firstRow="1" w:lastRow="0" w:firstColumn="0" w:lastColumn="0" w:noHBand="0" w:noVBand="0" w:val="0020"/>
       </w:tblPr>
       <w:tblGrid>
@@ -5635,7 +5715,11 @@
           <w:tblHeader w:val="on"/>
         </w:trPr>
         <w:tc>
-          <w:tcPr/>
+          <w:tcPr>
+            <w:tcBorders>
+              <w:bottom w:val="single" w:sz="8" w:space="0" w:color="000000"/>
+            </w:tcBorders>
+          </w:tcPr>
           <w:p>
             <w:pPr>
               <w:pStyle w:val="Compact"/>
@@ -5651,7 +5735,11 @@
           </w:p>
         </w:tc>
         <w:tc>
-          <w:tcPr/>
+          <w:tcPr>
+            <w:tcBorders>
+              <w:bottom w:val="single" w:sz="8" w:space="0" w:color="000000"/>
+            </w:tcBorders>
+          </w:tcPr>
           <w:p>
             <w:pPr>
               <w:pStyle w:val="Compact"/>
@@ -6329,6 +6417,14 @@
       <w:tblPr>
         <w:tblStyle w:val="Table"/>
         <w:tblW w:type="auto" w:w="0"/>
+        <w:tblBorders>
+          <w:top w:val="single" w:sz="12" w:space="0" w:color="000000"/>
+          <w:left w:val="none" w:sz="0" w:space="0" w:color="auto"/>
+          <w:bottom w:val="single" w:sz="12" w:space="0" w:color="000000"/>
+          <w:right w:val="none" w:sz="0" w:space="0" w:color="auto"/>
+          <w:insideH w:val="none" w:sz="0" w:space="0" w:color="auto"/>
+          <w:insideV w:val="none" w:sz="0" w:space="0" w:color="auto"/>
+        </w:tblBorders>
         <w:tblLook w:firstRow="1" w:lastRow="0" w:firstColumn="0" w:lastColumn="0" w:noHBand="0" w:noVBand="0" w:val="0020"/>
       </w:tblPr>
       <w:tblGrid>
@@ -6344,7 +6440,11 @@
           <w:tblHeader w:val="on"/>
         </w:trPr>
         <w:tc>
-          <w:tcPr/>
+          <w:tcPr>
+            <w:tcBorders>
+              <w:bottom w:val="single" w:sz="8" w:space="0" w:color="000000"/>
+            </w:tcBorders>
+          </w:tcPr>
           <w:p>
             <w:pPr>
               <w:pStyle w:val="Compact"/>
@@ -6360,7 +6460,11 @@
           </w:p>
         </w:tc>
         <w:tc>
-          <w:tcPr/>
+          <w:tcPr>
+            <w:tcBorders>
+              <w:bottom w:val="single" w:sz="8" w:space="0" w:color="000000"/>
+            </w:tcBorders>
+          </w:tcPr>
           <w:p>
             <w:pPr>
               <w:pStyle w:val="Compact"/>
@@ -6376,7 +6480,11 @@
           </w:p>
         </w:tc>
         <w:tc>
-          <w:tcPr/>
+          <w:tcPr>
+            <w:tcBorders>
+              <w:bottom w:val="single" w:sz="8" w:space="0" w:color="000000"/>
+            </w:tcBorders>
+          </w:tcPr>
           <w:p>
             <w:pPr>
               <w:pStyle w:val="Compact"/>
@@ -6392,7 +6500,11 @@
           </w:p>
         </w:tc>
         <w:tc>
-          <w:tcPr/>
+          <w:tcPr>
+            <w:tcBorders>
+              <w:bottom w:val="single" w:sz="8" w:space="0" w:color="000000"/>
+            </w:tcBorders>
+          </w:tcPr>
           <w:p>
             <w:pPr>
               <w:pStyle w:val="Compact"/>
@@ -6415,7 +6527,11 @@
           </w:p>
         </w:tc>
         <w:tc>
-          <w:tcPr/>
+          <w:tcPr>
+            <w:tcBorders>
+              <w:bottom w:val="single" w:sz="8" w:space="0" w:color="000000"/>
+            </w:tcBorders>
+          </w:tcPr>
           <w:p>
             <w:pPr>
               <w:pStyle w:val="Compact"/>
@@ -6438,7 +6554,11 @@
           </w:p>
         </w:tc>
         <w:tc>
-          <w:tcPr/>
+          <w:tcPr>
+            <w:tcBorders>
+              <w:bottom w:val="single" w:sz="8" w:space="0" w:color="000000"/>
+            </w:tcBorders>
+          </w:tcPr>
           <w:p>
             <w:pPr>
               <w:pStyle w:val="Compact"/>
@@ -6972,6 +7092,7 @@
     <w:p>
       <w:pPr>
         <w:pStyle w:val="FirstParagraph"/>
+        <w:spacing w:before="0" w:after="0"/>
       </w:pPr>
       <w:r>
         <w:rPr>
@@ -7025,6 +7146,7 @@
     <w:p>
       <w:pPr>
         <w:pStyle w:val="BodyText"/>
+        <w:spacing w:before="0" w:after="0"/>
       </w:pPr>
       <w:r>
         <w:rPr>
@@ -7136,6 +7258,7 @@
     <w:p>
       <w:pPr>
         <w:pStyle w:val="BodyText"/>
+        <w:spacing w:before="0" w:after="0"/>
       </w:pPr>
       <w:r>
         <w:rPr>
@@ -7274,6 +7397,14 @@
       <w:tblPr>
         <w:tblStyle w:val="Table"/>
         <w:tblW w:type="auto" w:w="0"/>
+        <w:tblBorders>
+          <w:top w:val="single" w:sz="12" w:space="0" w:color="000000"/>
+          <w:left w:val="none" w:sz="0" w:space="0" w:color="auto"/>
+          <w:bottom w:val="single" w:sz="12" w:space="0" w:color="000000"/>
+          <w:right w:val="none" w:sz="0" w:space="0" w:color="auto"/>
+          <w:insideH w:val="none" w:sz="0" w:space="0" w:color="auto"/>
+          <w:insideV w:val="none" w:sz="0" w:space="0" w:color="auto"/>
+        </w:tblBorders>
         <w:tblLook w:firstRow="1" w:lastRow="0" w:firstColumn="0" w:lastColumn="0" w:noHBand="0" w:noVBand="0" w:val="0020"/>
       </w:tblPr>
       <w:tblGrid>
@@ -7285,7 +7416,11 @@
           <w:tblHeader w:val="on"/>
         </w:trPr>
         <w:tc>
-          <w:tcPr/>
+          <w:tcPr>
+            <w:tcBorders>
+              <w:bottom w:val="single" w:sz="8" w:space="0" w:color="000000"/>
+            </w:tcBorders>
+          </w:tcPr>
           <w:p>
             <w:pPr>
               <w:pStyle w:val="Compact"/>
@@ -7301,7 +7436,11 @@
           </w:p>
         </w:tc>
         <w:tc>
-          <w:tcPr/>
+          <w:tcPr>
+            <w:tcBorders>
+              <w:bottom w:val="single" w:sz="8" w:space="0" w:color="000000"/>
+            </w:tcBorders>
+          </w:tcPr>
           <w:p>
             <w:pPr>
               <w:pStyle w:val="Compact"/>
@@ -7771,6 +7910,14 @@
       <w:tblPr>
         <w:tblStyle w:val="Table"/>
         <w:tblW w:type="auto" w:w="0"/>
+        <w:tblBorders>
+          <w:top w:val="single" w:sz="12" w:space="0" w:color="000000"/>
+          <w:left w:val="none" w:sz="0" w:space="0" w:color="auto"/>
+          <w:bottom w:val="single" w:sz="12" w:space="0" w:color="000000"/>
+          <w:right w:val="none" w:sz="0" w:space="0" w:color="auto"/>
+          <w:insideH w:val="none" w:sz="0" w:space="0" w:color="auto"/>
+          <w:insideV w:val="none" w:sz="0" w:space="0" w:color="auto"/>
+        </w:tblBorders>
         <w:tblLook w:firstRow="1" w:lastRow="0" w:firstColumn="0" w:lastColumn="0" w:noHBand="0" w:noVBand="0" w:val="0020"/>
       </w:tblPr>
       <w:tblGrid>
@@ -7786,7 +7933,11 @@
           <w:tblHeader w:val="on"/>
         </w:trPr>
         <w:tc>
-          <w:tcPr/>
+          <w:tcPr>
+            <w:tcBorders>
+              <w:bottom w:val="single" w:sz="8" w:space="0" w:color="000000"/>
+            </w:tcBorders>
+          </w:tcPr>
           <w:p>
             <w:pPr>
               <w:pStyle w:val="Compact"/>
@@ -7802,7 +7953,11 @@
           </w:p>
         </w:tc>
         <w:tc>
-          <w:tcPr/>
+          <w:tcPr>
+            <w:tcBorders>
+              <w:bottom w:val="single" w:sz="8" w:space="0" w:color="000000"/>
+            </w:tcBorders>
+          </w:tcPr>
           <w:p>
             <w:pPr>
               <w:pStyle w:val="Compact"/>
@@ -7818,7 +7973,11 @@
           </w:p>
         </w:tc>
         <w:tc>
-          <w:tcPr/>
+          <w:tcPr>
+            <w:tcBorders>
+              <w:bottom w:val="single" w:sz="8" w:space="0" w:color="000000"/>
+            </w:tcBorders>
+          </w:tcPr>
           <w:p>
             <w:pPr>
               <w:pStyle w:val="Compact"/>
@@ -7834,7 +7993,11 @@
           </w:p>
         </w:tc>
         <w:tc>
-          <w:tcPr/>
+          <w:tcPr>
+            <w:tcBorders>
+              <w:bottom w:val="single" w:sz="8" w:space="0" w:color="000000"/>
+            </w:tcBorders>
+          </w:tcPr>
           <w:p>
             <w:pPr>
               <w:pStyle w:val="Compact"/>
@@ -7850,7 +8013,11 @@
           </w:p>
         </w:tc>
         <w:tc>
-          <w:tcPr/>
+          <w:tcPr>
+            <w:tcBorders>
+              <w:bottom w:val="single" w:sz="8" w:space="0" w:color="000000"/>
+            </w:tcBorders>
+          </w:tcPr>
           <w:p>
             <w:pPr>
               <w:pStyle w:val="Compact"/>
@@ -7866,7 +8033,11 @@
           </w:p>
         </w:tc>
         <w:tc>
-          <w:tcPr/>
+          <w:tcPr>
+            <w:tcBorders>
+              <w:bottom w:val="single" w:sz="8" w:space="0" w:color="000000"/>
+            </w:tcBorders>
+          </w:tcPr>
           <w:p>
             <w:pPr>
               <w:pStyle w:val="Compact"/>
@@ -8076,9 +8247,8 @@
     <w:p>
       <w:pPr>
         <w:pStyle w:val="BodyText"/>
-        <w:spacing w:before="120"/>
+        <w:spacing w:before="0" w:after="0"/>
         <w:ind w:left="480" w:hanging="480"/>
-        <w:spacing w:after="0"/>
       </w:pPr>
       <w:r>
         <w:rPr>
@@ -8166,9 +8336,8 @@
     <w:p>
       <w:pPr>
         <w:pStyle w:val="BodyText"/>
-        <w:spacing w:before="120"/>
+        <w:spacing w:before="0" w:after="0"/>
         <w:ind w:left="480" w:hanging="480"/>
-        <w:spacing w:before="0" w:after="0"/>
       </w:pPr>
       <w:r>
         <w:rPr>
@@ -8218,47 +8387,45 @@
     <w:p>
       <w:pPr>
         <w:pStyle w:val="BodyText"/>
-        <w:spacing w:before="120"/>
+        <w:spacing w:before="0" w:after="0"/>
         <w:ind w:left="480" w:hanging="480"/>
+      </w:pPr>
+      <w:r>
+        <w:rPr>
+          <w:rFonts w:ascii="Times New Roman" w:hAnsi="Times New Roman" w:eastAsia="Times New Roman" w:cs="Times New Roman"/>
+        </w:rPr>
+        <w:t xml:space="preserve">C. M </w:t>
+      </w:r>
+      <w:r>
+        <w:rPr>
+          <w:rFonts w:hint="eastAsia" w:ascii="Times New Roman" w:hAnsi="Times New Roman" w:eastAsia="FangSong" w:cs="Times New Roman"/>
+        </w:rPr>
+        <w:t xml:space="preserve">与</w:t>
+      </w:r>
+      <w:r>
+        <w:rPr>
+          <w:rFonts w:ascii="Times New Roman" w:hAnsi="Times New Roman" w:eastAsia="Times New Roman" w:cs="Times New Roman"/>
+        </w:rPr>
+        <w:t xml:space="preserve"> T </w:t>
+      </w:r>
+      <w:r>
+        <w:rPr>
+          <w:rFonts w:hint="eastAsia" w:ascii="Times New Roman" w:hAnsi="Times New Roman" w:eastAsia="FangSong" w:cs="Times New Roman"/>
+        </w:rPr>
+        <w:t xml:space="preserve">形成的化合物具有两性</w:t>
+      </w:r>
+      <w:r>
+        <w:rPr>
+          <w:rFonts w:ascii="Times New Roman" w:hAnsi="Times New Roman" w:eastAsia="Times New Roman" w:cs="Times New Roman"/>
+        </w:rPr>
+        <w:t xml:space="preserve">　　</w:t>
+      </w:r>
+    </w:p>
+    <w:p>
+      <w:pPr>
+        <w:pStyle w:val="BodyText"/>
         <w:spacing w:before="0" w:after="0"/>
-      </w:pPr>
-      <w:r>
-        <w:rPr>
-          <w:rFonts w:ascii="Times New Roman" w:hAnsi="Times New Roman" w:eastAsia="Times New Roman" w:cs="Times New Roman"/>
-        </w:rPr>
-        <w:t xml:space="preserve">C. M </w:t>
-      </w:r>
-      <w:r>
-        <w:rPr>
-          <w:rFonts w:hint="eastAsia" w:ascii="Times New Roman" w:hAnsi="Times New Roman" w:eastAsia="FangSong" w:cs="Times New Roman"/>
-        </w:rPr>
-        <w:t xml:space="preserve">与</w:t>
-      </w:r>
-      <w:r>
-        <w:rPr>
-          <w:rFonts w:ascii="Times New Roman" w:hAnsi="Times New Roman" w:eastAsia="Times New Roman" w:cs="Times New Roman"/>
-        </w:rPr>
-        <w:t xml:space="preserve"> T </w:t>
-      </w:r>
-      <w:r>
-        <w:rPr>
-          <w:rFonts w:hint="eastAsia" w:ascii="Times New Roman" w:hAnsi="Times New Roman" w:eastAsia="FangSong" w:cs="Times New Roman"/>
-        </w:rPr>
-        <w:t xml:space="preserve">形成的化合物具有两性</w:t>
-      </w:r>
-      <w:r>
-        <w:rPr>
-          <w:rFonts w:ascii="Times New Roman" w:hAnsi="Times New Roman" w:eastAsia="Times New Roman" w:cs="Times New Roman"/>
-        </w:rPr>
-        <w:t xml:space="preserve">　　</w:t>
-      </w:r>
-    </w:p>
-    <w:p>
-      <w:pPr>
-        <w:pStyle w:val="BodyText"/>
-        <w:spacing w:before="120"/>
         <w:ind w:left="480" w:hanging="480"/>
-        <w:spacing w:before="0" w:after="180"/>
       </w:pPr>
       <w:r>
         <w:rPr>
@@ -8394,6 +8561,14 @@
       <w:tblPr>
         <w:tblStyle w:val="Table"/>
         <w:tblW w:type="auto" w:w="0"/>
+        <w:tblBorders>
+          <w:top w:val="single" w:sz="12" w:space="0" w:color="000000"/>
+          <w:left w:val="none" w:sz="0" w:space="0" w:color="auto"/>
+          <w:bottom w:val="single" w:sz="12" w:space="0" w:color="000000"/>
+          <w:right w:val="none" w:sz="0" w:space="0" w:color="auto"/>
+          <w:insideH w:val="none" w:sz="0" w:space="0" w:color="auto"/>
+          <w:insideV w:val="none" w:sz="0" w:space="0" w:color="auto"/>
+        </w:tblBorders>
         <w:tblLook w:firstRow="1" w:lastRow="0" w:firstColumn="0" w:lastColumn="0" w:noHBand="0" w:noVBand="0" w:val="0020"/>
       </w:tblPr>
       <w:tblGrid>
@@ -8405,7 +8580,11 @@
           <w:tblHeader w:val="on"/>
         </w:trPr>
         <w:tc>
-          <w:tcPr/>
+          <w:tcPr>
+            <w:tcBorders>
+              <w:bottom w:val="single" w:sz="8" w:space="0" w:color="000000"/>
+            </w:tcBorders>
+          </w:tcPr>
           <w:p>
             <w:pPr>
               <w:pStyle w:val="Compact"/>
@@ -8421,7 +8600,11 @@
           </w:p>
         </w:tc>
         <w:tc>
-          <w:tcPr/>
+          <w:tcPr>
+            <w:tcBorders>
+              <w:bottom w:val="single" w:sz="8" w:space="0" w:color="000000"/>
+            </w:tcBorders>
+          </w:tcPr>
           <w:p>
             <w:pPr>
               <w:pStyle w:val="Compact"/>
@@ -8809,6 +8992,14 @@
       <w:tblPr>
         <w:tblStyle w:val="Table"/>
         <w:tblW w:type="auto" w:w="0"/>
+        <w:tblBorders>
+          <w:top w:val="single" w:sz="12" w:space="0" w:color="000000"/>
+          <w:left w:val="none" w:sz="0" w:space="0" w:color="auto"/>
+          <w:bottom w:val="single" w:sz="12" w:space="0" w:color="000000"/>
+          <w:right w:val="none" w:sz="0" w:space="0" w:color="auto"/>
+          <w:insideH w:val="none" w:sz="0" w:space="0" w:color="auto"/>
+          <w:insideV w:val="none" w:sz="0" w:space="0" w:color="auto"/>
+        </w:tblBorders>
         <w:tblLook w:firstRow="1" w:lastRow="0" w:firstColumn="0" w:lastColumn="0" w:noHBand="0" w:noVBand="0" w:val="0020"/>
       </w:tblPr>
       <w:tblGrid>
@@ -8820,7 +9011,11 @@
           <w:tblHeader w:val="on"/>
         </w:trPr>
         <w:tc>
-          <w:tcPr/>
+          <w:tcPr>
+            <w:tcBorders>
+              <w:bottom w:val="single" w:sz="8" w:space="0" w:color="000000"/>
+            </w:tcBorders>
+          </w:tcPr>
           <w:p>
             <w:pPr>
               <w:pStyle w:val="Compact"/>
@@ -8836,7 +9031,11 @@
           </w:p>
         </w:tc>
         <w:tc>
-          <w:tcPr/>
+          <w:tcPr>
+            <w:tcBorders>
+              <w:bottom w:val="single" w:sz="8" w:space="0" w:color="000000"/>
+            </w:tcBorders>
+          </w:tcPr>
           <w:p>
             <w:pPr>
               <w:pStyle w:val="Compact"/>
@@ -9366,6 +9565,14 @@
       <w:tblPr>
         <w:tblStyle w:val="Table"/>
         <w:tblW w:type="auto" w:w="0"/>
+        <w:tblBorders>
+          <w:top w:val="single" w:sz="12" w:space="0" w:color="000000"/>
+          <w:left w:val="none" w:sz="0" w:space="0" w:color="auto"/>
+          <w:bottom w:val="single" w:sz="12" w:space="0" w:color="000000"/>
+          <w:right w:val="none" w:sz="0" w:space="0" w:color="auto"/>
+          <w:insideH w:val="none" w:sz="0" w:space="0" w:color="auto"/>
+          <w:insideV w:val="none" w:sz="0" w:space="0" w:color="auto"/>
+        </w:tblBorders>
         <w:tblLook w:firstRow="1" w:lastRow="0" w:firstColumn="0" w:lastColumn="0" w:noHBand="0" w:noVBand="0" w:val="0020"/>
       </w:tblPr>
       <w:tblGrid>
@@ -9377,7 +9584,11 @@
           <w:tblHeader w:val="on"/>
         </w:trPr>
         <w:tc>
-          <w:tcPr/>
+          <w:tcPr>
+            <w:tcBorders>
+              <w:bottom w:val="single" w:sz="8" w:space="0" w:color="000000"/>
+            </w:tcBorders>
+          </w:tcPr>
           <w:p>
             <w:pPr>
               <w:pStyle w:val="Compact"/>
@@ -9393,7 +9604,11 @@
           </w:p>
         </w:tc>
         <w:tc>
-          <w:tcPr/>
+          <w:tcPr>
+            <w:tcBorders>
+              <w:bottom w:val="single" w:sz="8" w:space="0" w:color="000000"/>
+            </w:tcBorders>
+          </w:tcPr>
           <w:p>
             <w:pPr>
               <w:pStyle w:val="Compact"/>
@@ -9836,6 +10051,7 @@
     <w:p>
       <w:pPr>
         <w:pStyle w:val="FirstParagraph"/>
+        <w:spacing w:before="0" w:after="0"/>
       </w:pPr>
       <w:r>
         <w:rPr>
@@ -9980,6 +10196,7 @@
     <w:p>
       <w:pPr>
         <w:pStyle w:val="BodyText"/>
+        <w:spacing w:before="0" w:after="0"/>
       </w:pPr>
       <w:r>
         <w:rPr>
@@ -10033,6 +10250,7 @@
     <w:p>
       <w:pPr>
         <w:pStyle w:val="BodyText"/>
+        <w:spacing w:before="0" w:after="0"/>
       </w:pPr>
       <w:r>
         <w:rPr>
@@ -10228,6 +10446,7 @@
     <w:p>
       <w:pPr>
         <w:pStyle w:val="BodyText"/>
+        <w:spacing w:before="0" w:after="0"/>
       </w:pPr>
       <w:r>
         <w:rPr>
@@ -11209,6 +11428,14 @@
       <w:tblPr>
         <w:tblStyle w:val="Table"/>
         <w:tblW w:type="auto" w:w="0"/>
+        <w:tblBorders>
+          <w:top w:val="single" w:sz="12" w:space="0" w:color="000000"/>
+          <w:left w:val="none" w:sz="0" w:space="0" w:color="auto"/>
+          <w:bottom w:val="single" w:sz="12" w:space="0" w:color="000000"/>
+          <w:right w:val="none" w:sz="0" w:space="0" w:color="auto"/>
+          <w:insideH w:val="none" w:sz="0" w:space="0" w:color="auto"/>
+          <w:insideV w:val="none" w:sz="0" w:space="0" w:color="auto"/>
+        </w:tblBorders>
         <w:tblLook w:firstRow="1" w:lastRow="0" w:firstColumn="0" w:lastColumn="0" w:noHBand="0" w:noVBand="0" w:val="0020"/>
       </w:tblPr>
       <w:tblGrid>
@@ -11220,7 +11447,11 @@
           <w:tblHeader w:val="on"/>
         </w:trPr>
         <w:tc>
-          <w:tcPr/>
+          <w:tcPr>
+            <w:tcBorders>
+              <w:bottom w:val="single" w:sz="8" w:space="0" w:color="000000"/>
+            </w:tcBorders>
+          </w:tcPr>
           <w:p>
             <w:pPr>
               <w:pStyle w:val="Compact"/>
@@ -11236,7 +11467,11 @@
           </w:p>
         </w:tc>
         <w:tc>
-          <w:tcPr/>
+          <w:tcPr>
+            <w:tcBorders>
+              <w:bottom w:val="single" w:sz="8" w:space="0" w:color="000000"/>
+            </w:tcBorders>
+          </w:tcPr>
           <w:p>
             <w:pPr>
               <w:pStyle w:val="Compact"/>
@@ -12073,6 +12308,14 @@
       <w:tblPr>
         <w:tblStyle w:val="Table"/>
         <w:tblW w:type="auto" w:w="0"/>
+        <w:tblBorders>
+          <w:top w:val="single" w:sz="12" w:space="0" w:color="000000"/>
+          <w:left w:val="none" w:sz="0" w:space="0" w:color="auto"/>
+          <w:bottom w:val="single" w:sz="12" w:space="0" w:color="000000"/>
+          <w:right w:val="none" w:sz="0" w:space="0" w:color="auto"/>
+          <w:insideH w:val="none" w:sz="0" w:space="0" w:color="auto"/>
+          <w:insideV w:val="none" w:sz="0" w:space="0" w:color="auto"/>
+        </w:tblBorders>
         <w:tblLook w:firstRow="1" w:lastRow="0" w:firstColumn="0" w:lastColumn="0" w:noHBand="0" w:noVBand="0" w:val="0020"/>
       </w:tblPr>
       <w:tblGrid>
@@ -12084,7 +12327,11 @@
           <w:tblHeader w:val="on"/>
         </w:trPr>
         <w:tc>
-          <w:tcPr/>
+          <w:tcPr>
+            <w:tcBorders>
+              <w:bottom w:val="single" w:sz="8" w:space="0" w:color="000000"/>
+            </w:tcBorders>
+          </w:tcPr>
           <w:p>
             <w:pPr>
               <w:pStyle w:val="Compact"/>
@@ -12100,7 +12347,11 @@
           </w:p>
         </w:tc>
         <w:tc>
-          <w:tcPr/>
+          <w:tcPr>
+            <w:tcBorders>
+              <w:bottom w:val="single" w:sz="8" w:space="0" w:color="000000"/>
+            </w:tcBorders>
+          </w:tcPr>
           <w:p>
             <w:pPr>
               <w:pStyle w:val="Compact"/>
@@ -13359,6 +13610,14 @@
       <w:tblPr>
         <w:tblStyle w:val="Table"/>
         <w:tblW w:type="auto" w:w="0"/>
+        <w:tblBorders>
+          <w:top w:val="single" w:sz="12" w:space="0" w:color="000000"/>
+          <w:left w:val="none" w:sz="0" w:space="0" w:color="auto"/>
+          <w:bottom w:val="single" w:sz="12" w:space="0" w:color="000000"/>
+          <w:right w:val="none" w:sz="0" w:space="0" w:color="auto"/>
+          <w:insideH w:val="none" w:sz="0" w:space="0" w:color="auto"/>
+          <w:insideV w:val="none" w:sz="0" w:space="0" w:color="auto"/>
+        </w:tblBorders>
         <w:tblLook w:firstRow="1" w:lastRow="0" w:firstColumn="0" w:lastColumn="0" w:noHBand="0" w:noVBand="0" w:val="0020"/>
       </w:tblPr>
       <w:tblGrid>
@@ -13370,7 +13629,11 @@
           <w:tblHeader w:val="on"/>
         </w:trPr>
         <w:tc>
-          <w:tcPr/>
+          <w:tcPr>
+            <w:tcBorders>
+              <w:bottom w:val="single" w:sz="8" w:space="0" w:color="000000"/>
+            </w:tcBorders>
+          </w:tcPr>
           <w:p>
             <w:pPr>
               <w:pStyle w:val="Compact"/>
@@ -13386,7 +13649,11 @@
           </w:p>
         </w:tc>
         <w:tc>
-          <w:tcPr/>
+          <w:tcPr>
+            <w:tcBorders>
+              <w:bottom w:val="single" w:sz="8" w:space="0" w:color="000000"/>
+            </w:tcBorders>
+          </w:tcPr>
           <w:p>
             <w:pPr>
               <w:pStyle w:val="Compact"/>
@@ -13973,6 +14240,14 @@
       <w:tblPr>
         <w:tblStyle w:val="Table"/>
         <w:tblW w:type="auto" w:w="0"/>
+        <w:tblBorders>
+          <w:top w:val="single" w:sz="12" w:space="0" w:color="000000"/>
+          <w:left w:val="none" w:sz="0" w:space="0" w:color="auto"/>
+          <w:bottom w:val="single" w:sz="12" w:space="0" w:color="000000"/>
+          <w:right w:val="none" w:sz="0" w:space="0" w:color="auto"/>
+          <w:insideH w:val="none" w:sz="0" w:space="0" w:color="auto"/>
+          <w:insideV w:val="none" w:sz="0" w:space="0" w:color="auto"/>
+        </w:tblBorders>
         <w:tblLook w:firstRow="1" w:lastRow="0" w:firstColumn="0" w:lastColumn="0" w:noHBand="0" w:noVBand="0" w:val="0020"/>
       </w:tblPr>
       <w:tblGrid>
@@ -13984,7 +14259,11 @@
           <w:tblHeader w:val="on"/>
         </w:trPr>
         <w:tc>
-          <w:tcPr/>
+          <w:tcPr>
+            <w:tcBorders>
+              <w:bottom w:val="single" w:sz="8" w:space="0" w:color="000000"/>
+            </w:tcBorders>
+          </w:tcPr>
           <w:p>
             <w:pPr>
               <w:pStyle w:val="Compact"/>
@@ -14000,7 +14279,11 @@
           </w:p>
         </w:tc>
         <w:tc>
-          <w:tcPr/>
+          <w:tcPr>
+            <w:tcBorders>
+              <w:bottom w:val="single" w:sz="8" w:space="0" w:color="000000"/>
+            </w:tcBorders>
+          </w:tcPr>
           <w:p>
             <w:pPr>
               <w:pStyle w:val="Compact"/>
@@ -20142,6 +20425,14 @@
       <w:tblPr>
         <w:tblStyle w:val="Table"/>
         <w:tblW w:type="auto" w:w="0"/>
+        <w:tblBorders>
+          <w:top w:val="single" w:sz="12" w:space="0" w:color="000000"/>
+          <w:left w:val="none" w:sz="0" w:space="0" w:color="auto"/>
+          <w:bottom w:val="single" w:sz="12" w:space="0" w:color="000000"/>
+          <w:right w:val="none" w:sz="0" w:space="0" w:color="auto"/>
+          <w:insideH w:val="none" w:sz="0" w:space="0" w:color="auto"/>
+          <w:insideV w:val="none" w:sz="0" w:space="0" w:color="auto"/>
+        </w:tblBorders>
         <w:tblLook w:firstRow="1" w:lastRow="0" w:firstColumn="0" w:lastColumn="0" w:noHBand="0" w:noVBand="0" w:val="0020"/>
       </w:tblPr>
       <w:tblGrid>
@@ -20156,7 +20447,11 @@
           <w:tblHeader w:val="on"/>
         </w:trPr>
         <w:tc>
-          <w:tcPr/>
+          <w:tcPr>
+            <w:tcBorders>
+              <w:bottom w:val="single" w:sz="8" w:space="0" w:color="000000"/>
+            </w:tcBorders>
+          </w:tcPr>
           <w:p>
             <w:pPr>
               <w:pStyle w:val="Compact"/>
@@ -20179,7 +20474,11 @@
           </w:p>
         </w:tc>
         <w:tc>
-          <w:tcPr/>
+          <w:tcPr>
+            <w:tcBorders>
+              <w:bottom w:val="single" w:sz="8" w:space="0" w:color="000000"/>
+            </w:tcBorders>
+          </w:tcPr>
           <w:p>
             <w:pPr>
               <w:pStyle w:val="Compact"/>
@@ -20195,7 +20494,11 @@
           </w:p>
         </w:tc>
         <w:tc>
-          <w:tcPr/>
+          <w:tcPr>
+            <w:tcBorders>
+              <w:bottom w:val="single" w:sz="8" w:space="0" w:color="000000"/>
+            </w:tcBorders>
+          </w:tcPr>
           <w:p>
             <w:pPr>
               <w:pStyle w:val="Compact"/>
@@ -20211,7 +20514,11 @@
           </w:p>
         </w:tc>
         <w:tc>
-          <w:tcPr/>
+          <w:tcPr>
+            <w:tcBorders>
+              <w:bottom w:val="single" w:sz="8" w:space="0" w:color="000000"/>
+            </w:tcBorders>
+          </w:tcPr>
           <w:p>
             <w:pPr>
               <w:pStyle w:val="Compact"/>
@@ -20227,7 +20534,11 @@
           </w:p>
         </w:tc>
         <w:tc>
-          <w:tcPr/>
+          <w:tcPr>
+            <w:tcBorders>
+              <w:bottom w:val="single" w:sz="8" w:space="0" w:color="000000"/>
+            </w:tcBorders>
+          </w:tcPr>
           <w:p>
             <w:pPr>
               <w:pStyle w:val="Compact"/>
@@ -22865,7 +23176,7 @@
     <ns0:rPr>
       <ns0:rFonts ns0:ascii="Times New Roman" ns0:cs="Times New Roman" ns0:eastAsia="SimHei" ns0:hAnsi="Times New Roman"/>
       <ns0:b/>
-      <ns0:color ns0:val="17324D"/>
+      <ns0:color ns0:val="000000"/>
       <ns0:sz ns0:val="44"/>
       <ns0:szCs ns0:val="56"/>
     </ns0:rPr>
@@ -23007,7 +23318,7 @@
     <ns0:rPr>
       <ns0:rFonts ns0:ascii="Times New Roman" ns0:cs="Times New Roman" ns0:eastAsia="SimHei" ns0:hAnsi="Times New Roman"/>
       <ns0:b/>
-      <ns0:color ns0:val="17324D"/>
+      <ns0:color ns0:val="000000"/>
       <ns0:sz ns0:val="32"/>
       <ns0:szCs ns0:val="40"/>
     </ns0:rPr>
@@ -23031,7 +23342,7 @@
     <ns0:rPr>
       <ns0:rFonts ns0:ascii="Times New Roman" ns0:cs="Times New Roman" ns0:eastAsia="SimHei" ns0:hAnsi="Times New Roman"/>
       <ns0:b/>
-      <ns0:color ns0:val="17324D"/>
+      <ns0:color ns0:val="000000"/>
       <ns0:sz ns0:val="28"/>
       <ns0:szCs ns0:val="32"/>
     </ns0:rPr>
@@ -23055,7 +23366,7 @@
     <ns0:rPr>
       <ns0:rFonts ns0:ascii="Times New Roman" ns0:cs="Times New Roman" ns0:eastAsia="SimHei" ns0:hAnsi="Times New Roman"/>
       <ns0:b/>
-      <ns0:color ns0:val="17324D"/>
+      <ns0:color ns0:val="000000"/>
       <ns0:sz ns0:val="25"/>
       <ns0:szCs ns0:val="28"/>
     </ns0:rPr>
